--- a/02.核心交互流程图_v1.1.docx
+++ b/02.核心交互流程图_v1.1.docx
@@ -478,7 +478,7 @@
           <w:sz w:val="24"/>
           <w:szCs w:val="24"/>
         </w:rPr>
-        <w:t xml:space="preserve">变更理由见《接口规范与数据字典 v1.1》第九节变更清单。</w:t>
+        <w:t>变更理由见《接口规范与数据字典 v1.1.1》第九节变更清单。</w:t>
       </w:r>
     </w:p>
     <w:p>
@@ -5990,7 +5990,7 @@
           <w:sz w:val="24"/>
           <w:szCs w:val="24"/>
         </w:rPr>
-        <w:t xml:space="preserve">超压报警（pipe_pressure &gt; 0.8MPa）的差异**：流程与上相同，但 **不联锁停泵**，只报警。理由见《接口规范与数据字典 v1.1》第十节待决策事项 #3（超压停泵会导致高层住户突然断水，真实运维中通常先报警由人工判断）。**此项仍需 PM 最终确认。</w:t>
+        <w:t>超压报警（pipe_pressure &gt; 0.8MPa）的差异**：流程与上相同，但 **不联锁停泵**，只报警。理由见《接口规范与数据字典 v1.1.1》第十节待决策事项 #3（超压停泵会导致高层住户突然断水，真实运维中通常先报警由人工判断）。**此项仍需 PM 最终确认。</w:t>
       </w:r>
     </w:p>
     <w:p>
